--- a/web/src/main/resources/templates/template.docx
+++ b/web/src/main/resources/templates/template.docx
@@ -63,6 +63,14 @@
       <w:vertAlign w:val="superscript"/>
     </w:rPr>
   </w:style>
+  <w:style w:type="paragraph" w:styleId="Heading2">
+    <w:name w:val="heading 2"/>
+    <w:basedOn w:val="Normal"/>
+    <w:rPr>
+      <w:b/>
+      <w:sz w:val="26"/>
+    </w:rPr>
+  </w:style>
   <w:style w:type="character" w:styleId="Hyperlink">
     <w:name w:val="Hyperlink"/>
     <w:rPr>
